--- a/PA2/source/Group10-PA2-WeeklyReport.docx
+++ b/PA2/source/Group10-PA2-WeeklyReport.docx
@@ -298,7 +298,7 @@
         <w:rPr>
           <w:rFonts w:cs="Arial"/>
         </w:rPr>
-        <w:t>5. Week 1 Scrum  —  6</w:t>
+        <w:t>5. Week 1 Scrum  —  7</w:t>
       </w:r>
     </w:p>
     <w:p>
@@ -312,7 +312,7 @@
         <w:rPr>
           <w:rFonts w:cs="Arial"/>
         </w:rPr>
-        <w:t>5.1 Weekly Scrum - Week 1  —  6</w:t>
+        <w:t>5.1 Weekly Scrum - Week 1  —  7</w:t>
       </w:r>
     </w:p>
     <w:p>
@@ -325,7 +325,7 @@
         <w:rPr>
           <w:rFonts w:cs="Arial"/>
         </w:rPr>
-        <w:t>6. Week 2 Scrum  —  7</w:t>
+        <w:t>6. Week 2 Scrum  —  9</w:t>
       </w:r>
     </w:p>
     <w:p>
@@ -339,7 +339,7 @@
         <w:rPr>
           <w:rFonts w:cs="Arial"/>
         </w:rPr>
-        <w:t>6.1 Simulated Brainstorming Session  —  7</w:t>
+        <w:t>6.1 Simulated Brainstorming Session  —  9</w:t>
       </w:r>
     </w:p>
     <w:p>
@@ -353,7 +353,7 @@
         <w:rPr>
           <w:rFonts w:cs="Arial"/>
         </w:rPr>
-        <w:t>6.2 Weekly Scrum - Week 2  —  8</w:t>
+        <w:t>6.2 Weekly Scrum - Week 2  —  10</w:t>
       </w:r>
     </w:p>
     <w:p>
@@ -366,7 +366,7 @@
         <w:rPr>
           <w:rFonts w:cs="Arial"/>
         </w:rPr>
-        <w:t>7. Week 3 Scrum  —  9</w:t>
+        <w:t>7. Week 3 Scrum  —  12</w:t>
       </w:r>
     </w:p>
     <w:p>
@@ -380,7 +380,7 @@
         <w:rPr>
           <w:rFonts w:cs="Arial"/>
         </w:rPr>
-        <w:t>7.1 Weekly Scrum - Week 3  —  9</w:t>
+        <w:t>7.1 Weekly Scrum - Week 3  —  12</w:t>
       </w:r>
     </w:p>
     <w:p>
@@ -393,7 +393,7 @@
         <w:rPr>
           <w:rFonts w:cs="Arial"/>
         </w:rPr>
-        <w:t>8. Sprint Review and Retrospective  —  11</w:t>
+        <w:t>8. Sprint Review and Retrospective  —  14</w:t>
       </w:r>
     </w:p>
     <w:p>
@@ -407,7 +407,7 @@
         <w:rPr>
           <w:rFonts w:cs="Arial"/>
         </w:rPr>
-        <w:t>8.1 Sprint Review and Retrospective  —  11</w:t>
+        <w:t>8.1 Sprint Review and Retrospective  —  14</w:t>
       </w:r>
     </w:p>
     <w:p>
@@ -420,7 +420,7 @@
         <w:rPr>
           <w:rFonts w:cs="Arial"/>
         </w:rPr>
-        <w:t>9. Workload Summary  —  12</w:t>
+        <w:t>9. Workload Summary  —  16</w:t>
       </w:r>
     </w:p>
     <w:p>
@@ -433,7 +433,7 @@
         <w:rPr>
           <w:rFonts w:cs="Arial"/>
         </w:rPr>
-        <w:t>10. Acceptance Checklist  —  13</w:t>
+        <w:t>10. Acceptance Checklist  —  16</w:t>
       </w:r>
     </w:p>
     <w:p>
@@ -446,7 +446,7 @@
         <w:rPr>
           <w:rFonts w:cs="Arial"/>
         </w:rPr>
-        <w:t>11. Submission Status  —  13</w:t>
+        <w:t>11. Submission Status  —  17</w:t>
       </w:r>
     </w:p>
     <w:p>
@@ -459,7 +459,7 @@
         <w:rPr>
           <w:rFonts w:cs="Arial"/>
         </w:rPr>
-        <w:t>12. Continuity with PA1  —  14</w:t>
+        <w:t>12. Continuity with PA1  —  18</w:t>
       </w:r>
     </w:p>
     <w:p>
@@ -472,7 +472,7 @@
         <w:rPr>
           <w:rFonts w:cs="Arial"/>
         </w:rPr>
-        <w:t>13. RUP + Scrum Process Flow  —  14</w:t>
+        <w:t>13. RUP + Scrum Process Flow  —  18</w:t>
       </w:r>
     </w:p>
     <w:p>
@@ -485,7 +485,7 @@
         <w:rPr>
           <w:rFonts w:cs="Arial"/>
         </w:rPr>
-        <w:t>14. Cross-report Lessons Applied  —  15</w:t>
+        <w:t>14. Cross-report Lessons Applied  —  19</w:t>
       </w:r>
     </w:p>
     <w:p>
@@ -905,19 +905,19 @@
     <w:tbl>
       <w:tblPr>
         <w:tblStyle w:val="TableGrid"/>
-        <w:tblW w:w="0" w:type="auto"/>
+        <w:tblW w:w="15000" w:type="dxa"/>
         <w:jc w:val="center"/>
         <w:tblLayout w:type="fixed"/>
         <w:tblLook w:val="04A0" w:firstRow="1" w:lastRow="0" w:firstColumn="1" w:lastColumn="0" w:noHBand="0" w:noVBand="1"/>
       </w:tblPr>
       <w:tblGrid>
-        <w:gridCol w:w="1871"/>
-        <w:gridCol w:w="3118"/>
-        <w:gridCol w:w="1701"/>
-        <w:gridCol w:w="567"/>
-        <w:gridCol w:w="1304"/>
-        <w:gridCol w:w="2891"/>
-        <w:gridCol w:w="3969"/>
+        <w:gridCol w:w="1820"/>
+        <w:gridCol w:w="3033"/>
+        <w:gridCol w:w="1655"/>
+        <w:gridCol w:w="552"/>
+        <w:gridCol w:w="1268"/>
+        <w:gridCol w:w="2812"/>
+        <w:gridCol w:w="3860"/>
       </w:tblGrid>
       <w:tr>
         <w:trPr>
@@ -926,7 +926,7 @@
         </w:trPr>
         <w:tc>
           <w:tcPr>
-            <w:tcW w:w="1871" w:type="dxa"/>
+            <w:tcW w:w="1820" w:type="dxa"/>
             <w:shd w:val="clear" w:color="auto" w:fill="123B65"/>
             <w:tcMar>
               <w:top w:w="90" w:type="dxa"/>
@@ -951,7 +951,7 @@
         </w:tc>
         <w:tc>
           <w:tcPr>
-            <w:tcW w:w="3118" w:type="dxa"/>
+            <w:tcW w:w="3033" w:type="dxa"/>
             <w:shd w:val="clear" w:color="auto" w:fill="123B65"/>
             <w:tcMar>
               <w:top w:w="90" w:type="dxa"/>
@@ -976,7 +976,7 @@
         </w:tc>
         <w:tc>
           <w:tcPr>
-            <w:tcW w:w="1701" w:type="dxa"/>
+            <w:tcW w:w="1655" w:type="dxa"/>
             <w:shd w:val="clear" w:color="auto" w:fill="123B65"/>
             <w:tcMar>
               <w:top w:w="90" w:type="dxa"/>
@@ -1001,7 +1001,7 @@
         </w:tc>
         <w:tc>
           <w:tcPr>
-            <w:tcW w:w="1871" w:type="dxa"/>
+            <w:tcW w:w="1268" w:type="dxa"/>
             <w:gridSpan w:val="2"/>
             <w:shd w:val="clear" w:color="auto" w:fill="123B65"/>
             <w:tcMar>
@@ -1027,7 +1027,7 @@
         </w:tc>
         <w:tc>
           <w:tcPr>
-            <w:tcW w:w="1814" w:type="dxa"/>
+            <w:tcW w:w="2812" w:type="dxa"/>
             <w:shd w:val="clear" w:color="auto" w:fill="123B65"/>
             <w:tcMar>
               <w:top w:w="90" w:type="dxa"/>
@@ -1052,7 +1052,7 @@
         </w:tc>
         <w:tc>
           <w:tcPr>
-            <w:tcW w:w="1984" w:type="dxa"/>
+            <w:tcW w:w="3860" w:type="dxa"/>
             <w:shd w:val="clear" w:color="auto" w:fill="123B65"/>
             <w:tcMar>
               <w:top w:w="90" w:type="dxa"/>
@@ -1082,7 +1082,7 @@
         </w:trPr>
         <w:tc>
           <w:tcPr>
-            <w:tcW w:w="1871" w:type="dxa"/>
+            <w:tcW w:w="1820" w:type="dxa"/>
             <w:tcMar>
               <w:top w:w="90" w:type="dxa"/>
               <w:left w:w="120" w:type="dxa"/>
@@ -1102,7 +1102,7 @@
         </w:tc>
         <w:tc>
           <w:tcPr>
-            <w:tcW w:w="3118" w:type="dxa"/>
+            <w:tcW w:w="3033" w:type="dxa"/>
             <w:tcMar>
               <w:top w:w="90" w:type="dxa"/>
               <w:left w:w="120" w:type="dxa"/>
@@ -1122,7 +1122,7 @@
         </w:tc>
         <w:tc>
           <w:tcPr>
-            <w:tcW w:w="1701" w:type="dxa"/>
+            <w:tcW w:w="1655" w:type="dxa"/>
             <w:tcMar>
               <w:top w:w="90" w:type="dxa"/>
               <w:left w:w="120" w:type="dxa"/>
@@ -1142,7 +1142,7 @@
         </w:tc>
         <w:tc>
           <w:tcPr>
-            <w:tcW w:w="1871" w:type="dxa"/>
+            <w:tcW w:w="1268" w:type="dxa"/>
             <w:gridSpan w:val="2"/>
             <w:tcMar>
               <w:top w:w="90" w:type="dxa"/>
@@ -1163,7 +1163,7 @@
         </w:tc>
         <w:tc>
           <w:tcPr>
-            <w:tcW w:w="1814" w:type="dxa"/>
+            <w:tcW w:w="2812" w:type="dxa"/>
             <w:tcMar>
               <w:top w:w="90" w:type="dxa"/>
               <w:left w:w="120" w:type="dxa"/>
@@ -1183,7 +1183,7 @@
         </w:tc>
         <w:tc>
           <w:tcPr>
-            <w:tcW w:w="1984" w:type="dxa"/>
+            <w:tcW w:w="3860" w:type="dxa"/>
             <w:tcMar>
               <w:top w:w="90" w:type="dxa"/>
               <w:left w:w="120" w:type="dxa"/>
@@ -1208,7 +1208,7 @@
         </w:trPr>
         <w:tc>
           <w:tcPr>
-            <w:tcW w:w="1871" w:type="dxa"/>
+            <w:tcW w:w="1820" w:type="dxa"/>
             <w:tcMar>
               <w:top w:w="90" w:type="dxa"/>
               <w:left w:w="120" w:type="dxa"/>
@@ -1228,7 +1228,7 @@
         </w:tc>
         <w:tc>
           <w:tcPr>
-            <w:tcW w:w="3118" w:type="dxa"/>
+            <w:tcW w:w="3033" w:type="dxa"/>
             <w:tcMar>
               <w:top w:w="90" w:type="dxa"/>
               <w:left w:w="120" w:type="dxa"/>
@@ -1248,7 +1248,7 @@
         </w:tc>
         <w:tc>
           <w:tcPr>
-            <w:tcW w:w="1701" w:type="dxa"/>
+            <w:tcW w:w="1655" w:type="dxa"/>
             <w:tcMar>
               <w:top w:w="90" w:type="dxa"/>
               <w:left w:w="120" w:type="dxa"/>
@@ -1268,7 +1268,7 @@
         </w:tc>
         <w:tc>
           <w:tcPr>
-            <w:tcW w:w="1871" w:type="dxa"/>
+            <w:tcW w:w="1268" w:type="dxa"/>
             <w:gridSpan w:val="2"/>
             <w:tcMar>
               <w:top w:w="90" w:type="dxa"/>
@@ -1289,7 +1289,7 @@
         </w:tc>
         <w:tc>
           <w:tcPr>
-            <w:tcW w:w="1814" w:type="dxa"/>
+            <w:tcW w:w="2812" w:type="dxa"/>
             <w:tcMar>
               <w:top w:w="90" w:type="dxa"/>
               <w:left w:w="120" w:type="dxa"/>
@@ -1309,7 +1309,7 @@
         </w:tc>
         <w:tc>
           <w:tcPr>
-            <w:tcW w:w="1984" w:type="dxa"/>
+            <w:tcW w:w="3860" w:type="dxa"/>
             <w:tcMar>
               <w:top w:w="90" w:type="dxa"/>
               <w:left w:w="120" w:type="dxa"/>
@@ -1334,7 +1334,7 @@
         </w:trPr>
         <w:tc>
           <w:tcPr>
-            <w:tcW w:w="1871" w:type="dxa"/>
+            <w:tcW w:w="1820" w:type="dxa"/>
             <w:tcMar>
               <w:top w:w="90" w:type="dxa"/>
               <w:left w:w="120" w:type="dxa"/>
@@ -1354,7 +1354,7 @@
         </w:tc>
         <w:tc>
           <w:tcPr>
-            <w:tcW w:w="3118" w:type="dxa"/>
+            <w:tcW w:w="3033" w:type="dxa"/>
             <w:tcMar>
               <w:top w:w="90" w:type="dxa"/>
               <w:left w:w="120" w:type="dxa"/>
@@ -1377,7 +1377,7 @@
         </w:tc>
         <w:tc>
           <w:tcPr>
-            <w:tcW w:w="1701" w:type="dxa"/>
+            <w:tcW w:w="1655" w:type="dxa"/>
             <w:tcMar>
               <w:top w:w="90" w:type="dxa"/>
               <w:left w:w="120" w:type="dxa"/>
@@ -1397,7 +1397,7 @@
         </w:tc>
         <w:tc>
           <w:tcPr>
-            <w:tcW w:w="1871" w:type="dxa"/>
+            <w:tcW w:w="1268" w:type="dxa"/>
             <w:gridSpan w:val="2"/>
             <w:tcMar>
               <w:top w:w="90" w:type="dxa"/>
@@ -1418,7 +1418,7 @@
         </w:tc>
         <w:tc>
           <w:tcPr>
-            <w:tcW w:w="1814" w:type="dxa"/>
+            <w:tcW w:w="2812" w:type="dxa"/>
             <w:tcMar>
               <w:top w:w="90" w:type="dxa"/>
               <w:left w:w="120" w:type="dxa"/>
@@ -1438,7 +1438,7 @@
         </w:tc>
         <w:tc>
           <w:tcPr>
-            <w:tcW w:w="1984" w:type="dxa"/>
+            <w:tcW w:w="3860" w:type="dxa"/>
             <w:tcMar>
               <w:top w:w="90" w:type="dxa"/>
               <w:left w:w="120" w:type="dxa"/>
@@ -1463,7 +1463,7 @@
         </w:trPr>
         <w:tc>
           <w:tcPr>
-            <w:tcW w:w="1871" w:type="dxa"/>
+            <w:tcW w:w="1820" w:type="dxa"/>
             <w:tcMar>
               <w:top w:w="90" w:type="dxa"/>
               <w:left w:w="120" w:type="dxa"/>
@@ -1483,7 +1483,7 @@
         </w:tc>
         <w:tc>
           <w:tcPr>
-            <w:tcW w:w="3118" w:type="dxa"/>
+            <w:tcW w:w="3033" w:type="dxa"/>
             <w:tcMar>
               <w:top w:w="90" w:type="dxa"/>
               <w:left w:w="120" w:type="dxa"/>
@@ -1503,7 +1503,7 @@
         </w:tc>
         <w:tc>
           <w:tcPr>
-            <w:tcW w:w="1701" w:type="dxa"/>
+            <w:tcW w:w="1655" w:type="dxa"/>
             <w:tcMar>
               <w:top w:w="90" w:type="dxa"/>
               <w:left w:w="120" w:type="dxa"/>
@@ -1523,7 +1523,7 @@
         </w:tc>
         <w:tc>
           <w:tcPr>
-            <w:tcW w:w="1871" w:type="dxa"/>
+            <w:tcW w:w="1268" w:type="dxa"/>
             <w:gridSpan w:val="2"/>
             <w:tcMar>
               <w:top w:w="90" w:type="dxa"/>
@@ -1544,7 +1544,7 @@
         </w:tc>
         <w:tc>
           <w:tcPr>
-            <w:tcW w:w="1814" w:type="dxa"/>
+            <w:tcW w:w="2812" w:type="dxa"/>
             <w:tcMar>
               <w:top w:w="90" w:type="dxa"/>
               <w:left w:w="120" w:type="dxa"/>
@@ -1564,7 +1564,7 @@
         </w:tc>
         <w:tc>
           <w:tcPr>
-            <w:tcW w:w="1984" w:type="dxa"/>
+            <w:tcW w:w="3860" w:type="dxa"/>
             <w:tcMar>
               <w:top w:w="90" w:type="dxa"/>
               <w:left w:w="120" w:type="dxa"/>
@@ -1590,7 +1590,7 @@
         </w:trPr>
         <w:tc>
           <w:tcPr>
-            <w:tcW w:w="680" w:type="dxa"/>
+            <w:tcW w:w="1820" w:type="dxa"/>
             <w:shd w:val="clear" w:color="auto" w:fill="123B65"/>
             <w:tcMar>
               <w:top w:w="90" w:type="dxa"/>
@@ -1615,7 +1615,7 @@
         </w:tc>
         <w:tc>
           <w:tcPr>
-            <w:tcW w:w="1757" w:type="dxa"/>
+            <w:tcW w:w="3033" w:type="dxa"/>
             <w:shd w:val="clear" w:color="auto" w:fill="123B65"/>
             <w:tcMar>
               <w:top w:w="90" w:type="dxa"/>
@@ -1640,7 +1640,7 @@
         </w:tc>
         <w:tc>
           <w:tcPr>
-            <w:tcW w:w="2268" w:type="dxa"/>
+            <w:tcW w:w="552" w:type="dxa"/>
             <w:gridSpan w:val="2"/>
             <w:shd w:val="clear" w:color="auto" w:fill="123B65"/>
             <w:tcMar>
@@ -1666,7 +1666,7 @@
         </w:tc>
         <w:tc>
           <w:tcPr>
-            <w:tcW w:w="4195" w:type="dxa"/>
+            <w:tcW w:w="2812" w:type="dxa"/>
             <w:gridSpan w:val="2"/>
             <w:shd w:val="clear" w:color="auto" w:fill="123B65"/>
             <w:tcMar>
@@ -1692,7 +1692,7 @@
         </w:tc>
         <w:tc>
           <w:tcPr>
-            <w:tcW w:w="3969" w:type="dxa"/>
+            <w:tcW w:w="3860" w:type="dxa"/>
             <w:shd w:val="clear" w:color="auto" w:fill="123B65"/>
             <w:tcMar>
               <w:top w:w="90" w:type="dxa"/>
@@ -1722,7 +1722,7 @@
         </w:trPr>
         <w:tc>
           <w:tcPr>
-            <w:tcW w:w="680" w:type="dxa"/>
+            <w:tcW w:w="1820" w:type="dxa"/>
             <w:tcMar>
               <w:top w:w="90" w:type="dxa"/>
               <w:left w:w="120" w:type="dxa"/>
@@ -1742,7 +1742,7 @@
         </w:tc>
         <w:tc>
           <w:tcPr>
-            <w:tcW w:w="1757" w:type="dxa"/>
+            <w:tcW w:w="3033" w:type="dxa"/>
             <w:tcMar>
               <w:top w:w="90" w:type="dxa"/>
               <w:left w:w="120" w:type="dxa"/>
@@ -1762,7 +1762,7 @@
         </w:tc>
         <w:tc>
           <w:tcPr>
-            <w:tcW w:w="2268" w:type="dxa"/>
+            <w:tcW w:w="552" w:type="dxa"/>
             <w:gridSpan w:val="2"/>
             <w:tcMar>
               <w:top w:w="90" w:type="dxa"/>
@@ -1783,7 +1783,7 @@
         </w:tc>
         <w:tc>
           <w:tcPr>
-            <w:tcW w:w="4195" w:type="dxa"/>
+            <w:tcW w:w="2812" w:type="dxa"/>
             <w:gridSpan w:val="2"/>
             <w:tcMar>
               <w:top w:w="90" w:type="dxa"/>
@@ -1807,7 +1807,7 @@
         </w:tc>
         <w:tc>
           <w:tcPr>
-            <w:tcW w:w="3969" w:type="dxa"/>
+            <w:tcW w:w="3860" w:type="dxa"/>
             <w:tcMar>
               <w:top w:w="90" w:type="dxa"/>
               <w:left w:w="120" w:type="dxa"/>
@@ -1832,7 +1832,7 @@
         </w:trPr>
         <w:tc>
           <w:tcPr>
-            <w:tcW w:w="680" w:type="dxa"/>
+            <w:tcW w:w="1820" w:type="dxa"/>
             <w:tcMar>
               <w:top w:w="90" w:type="dxa"/>
               <w:left w:w="120" w:type="dxa"/>
@@ -1852,7 +1852,7 @@
         </w:tc>
         <w:tc>
           <w:tcPr>
-            <w:tcW w:w="1757" w:type="dxa"/>
+            <w:tcW w:w="3033" w:type="dxa"/>
             <w:tcMar>
               <w:top w:w="90" w:type="dxa"/>
               <w:left w:w="120" w:type="dxa"/>
@@ -1872,7 +1872,7 @@
         </w:tc>
         <w:tc>
           <w:tcPr>
-            <w:tcW w:w="2268" w:type="dxa"/>
+            <w:tcW w:w="552" w:type="dxa"/>
             <w:gridSpan w:val="2"/>
             <w:tcMar>
               <w:top w:w="90" w:type="dxa"/>
@@ -1893,7 +1893,7 @@
         </w:tc>
         <w:tc>
           <w:tcPr>
-            <w:tcW w:w="4195" w:type="dxa"/>
+            <w:tcW w:w="2812" w:type="dxa"/>
             <w:gridSpan w:val="2"/>
             <w:tcMar>
               <w:top w:w="90" w:type="dxa"/>
@@ -1914,7 +1914,7 @@
         </w:tc>
         <w:tc>
           <w:tcPr>
-            <w:tcW w:w="3969" w:type="dxa"/>
+            <w:tcW w:w="3860" w:type="dxa"/>
             <w:tcMar>
               <w:top w:w="90" w:type="dxa"/>
               <w:left w:w="120" w:type="dxa"/>
@@ -1942,7 +1942,7 @@
         </w:trPr>
         <w:tc>
           <w:tcPr>
-            <w:tcW w:w="680" w:type="dxa"/>
+            <w:tcW w:w="1820" w:type="dxa"/>
             <w:tcMar>
               <w:top w:w="90" w:type="dxa"/>
               <w:left w:w="120" w:type="dxa"/>
@@ -1962,7 +1962,7 @@
         </w:tc>
         <w:tc>
           <w:tcPr>
-            <w:tcW w:w="1757" w:type="dxa"/>
+            <w:tcW w:w="3033" w:type="dxa"/>
             <w:tcMar>
               <w:top w:w="90" w:type="dxa"/>
               <w:left w:w="120" w:type="dxa"/>
@@ -1982,7 +1982,7 @@
         </w:tc>
         <w:tc>
           <w:tcPr>
-            <w:tcW w:w="2268" w:type="dxa"/>
+            <w:tcW w:w="552" w:type="dxa"/>
             <w:gridSpan w:val="2"/>
             <w:tcMar>
               <w:top w:w="90" w:type="dxa"/>
@@ -2003,7 +2003,7 @@
         </w:tc>
         <w:tc>
           <w:tcPr>
-            <w:tcW w:w="4195" w:type="dxa"/>
+            <w:tcW w:w="2812" w:type="dxa"/>
             <w:gridSpan w:val="2"/>
             <w:tcMar>
               <w:top w:w="90" w:type="dxa"/>
@@ -2024,7 +2024,7 @@
         </w:tc>
         <w:tc>
           <w:tcPr>
-            <w:tcW w:w="3969" w:type="dxa"/>
+            <w:tcW w:w="3860" w:type="dxa"/>
             <w:tcMar>
               <w:top w:w="90" w:type="dxa"/>
               <w:left w:w="120" w:type="dxa"/>
@@ -9306,8 +9306,8 @@
     <w:sectPr>
       <w:headerReference w:type="default" r:id="rId9"/>
       <w:footerReference w:type="default" r:id="rId10"/>
-      <w:pgSz w:w="11906" w:h="16838"/>
-      <w:pgMar w:top="1134" w:right="1134" w:bottom="1020" w:left="1134" w:header="454" w:footer="454" w:gutter="0"/>
+      <w:pgSz w:w="16838" w:h="11906" w:orient="landscape"/>
+      <w:pgMar w:top="737" w:right="737" w:bottom="737" w:left="737" w:header="454" w:footer="454" w:gutter="0"/>
       <w:cols w:space="720"/>
       <w:docGrid w:linePitch="360"/>
     </w:sectPr>
